--- a/cross_regional_electricity_forecasting/submission/cover_letter.docx
+++ b/cross_regional_electricity_forecasting/submission/cover_letter.docx
@@ -63,7 +63,7 @@
         <w:pStyle w:val="ListBullet"/>
       </w:pPr>
       <w:r>
-        <w:t>a pooled, instance-normalised LightGBM model loses a median 0.5% (day-ahead) to 3.4% (hour-ahead) relative accuracy on balancing authorities it has never seen (1.7% day-ahead when whole regions are held out), matching local models day-ahead and beating them intraday, with a tail of larger losses intraday;</w:t>
+        <w:t>a pooled, instance-normalised LightGBM model loses a median 0.5% (day-ahead) to 3.4% (hour-ahead) relative accuracy on balancing authorities it has never seen (1.7% day-ahead and 8.0% hour-ahead when whole regions are held out). With random folds it matches local models day-ahead and beats them intraday; with whole regions held out it matches local models at both horizons. A few systems show much larger intraday losses;</w:t>
       </w:r>
     </w:p>
     <w:p>
@@ -79,7 +79,7 @@
         <w:pStyle w:val="ListBullet"/>
       </w:pPr>
       <w:r>
-        <w:t>static conformal intervals are near-nominal on average but under-cover in a fifth to a third of systems, whether or not the system was seen in training; and</w:t>
+        <w:t>conformalised quantile regression intervals are near-nominal on average but under-cover in a fifth to a third of systems, whether or not the system was seen in training; and</w:t>
       </w:r>
     </w:p>
     <w:p>
@@ -96,7 +96,7 @@
           <w:b w:val="0"/>
           <w:i w:val="0"/>
         </w:rPr>
-        <w:t>The contribution is an evaluation framework and empirical evidence rather than a new algorithm, which we believe fits the journal's interest in forecast evaluation, probabilistic calibration and reproducible energy forecasting. All code, the frozen protocol, a decision log of every post-freeze amendment, predictions and metrics are openly available [AUTHOR ACTION: repository/DOI].</w:t>
+        <w:t>The contribution is an evaluation framework and empirical evidence rather than a new algorithm, which we believe fits the journal's interest in forecast evaluation, probabilistic calibration and reproducible energy forecasting. All code, the frozen protocol, a decision log of every post-freeze amendment and the metrics are openly available, with compact test predictions as a supplementary archive [AUTHOR ACTION: repository/DOI].</w:t>
       </w:r>
     </w:p>
     <w:p>
